--- a/content/posts/getting-married-in-italy/getting-married-in-italy-draft.docx
+++ b/content/posts/getting-married-in-italy/getting-married-in-italy-draft.docx
@@ -387,7 +387,7 @@
       <w:r>
         <w:t xml:space="preserve">This is the Australian version, as at October 2026: what to prepare at home, what to sign in Rome or Milan, what happens at the town hall, and where the marriage stands once you are home. For other nationalities, see </w:t>
       </w:r>
-      <w:hyperlink w:history="1" r:id="rIdod2mnsvqc6a4wierq600d">
+      <w:hyperlink w:history="1" r:id="rIdcanup-rss8lndzu-3puzo">
         <w:r>
           <w:rPr>
             <w:rStyle w:val="Hyperlink"/>
@@ -537,7 +537,7 @@
       <w:r>
         <w:t xml:space="preserve">What you cannot do is marry at the Australian Embassy: Australian government representatives cannot perform marriage ceremonies. The legal steps are set out in </w:t>
       </w:r>
-      <w:hyperlink w:history="1" r:id="rIdvm0_lfaqkdk-jdyxnvz3x">
+      <w:hyperlink w:history="1" r:id="rIdd-nmecfhmqzdzkpaw8pc0">
         <w:r>
           <w:rPr>
             <w:rStyle w:val="Hyperlink"/>
@@ -755,7 +755,7 @@
       <w:r>
         <w:t xml:space="preserve">If you cannot get it in Australia, a Tribunale Civile (civil court) in Italy can issue it by appointment, with two adult witnesses and an interpreter if needed; neither of you can act as witness or interpreter. So can the marriage office of your comune. The Sydney consulate's </w:t>
       </w:r>
-      <w:hyperlink w:history="1" r:id="rIdipf4stwwij1xrt4y7rxdm">
+      <w:hyperlink w:history="1" r:id="rIdcy0nrys5mjeac1h0lqfa2">
         <w:r>
           <w:rPr>
             <w:rStyle w:val="Hyperlink"/>
@@ -888,7 +888,7 @@
       <w:r>
         <w:t xml:space="preserve">Lodge at any Australian Passport Office by appointment, where someone can attend on your behalf, or by registered mail. Processing times vary, with delays at the end of the school year and in holiday peaks. Smartraveller explains </w:t>
       </w:r>
-      <w:hyperlink w:history="1" r:id="rIdhupkwmia3bwyybh8xbyuv">
+      <w:hyperlink w:history="1" r:id="rId3pyvzqiyu5ozcqsaj0zfg">
         <w:r>
           <w:rPr>
             <w:rStyle w:val="Hyperlink"/>
@@ -1912,7 +1912,7 @@
       <w:pPr>
         <w:spacing w:after="140"/>
       </w:pPr>
-      <w:hyperlink w:history="1" r:id="rIdrw80ocytbiybtnlapnpko">
+      <w:hyperlink w:history="1" r:id="rIdqspf_ar_cikjgodjvifte">
         <w:r>
           <w:rPr>
             <w:rStyle w:val="Hyperlink"/>
@@ -2065,9 +2065,9 @@
         <w:spacing w:after="140"/>
       </w:pPr>
       <w:r>
-        <w:t xml:space="preserve">You can also sign the legal papers at home. You give a Notice of Intended Marriage to an authorised celebrant at least one month and no more than 18 months before, and it can be completed from overseas; an Australian celebrant cannot marry you abroad. The trade-off is fewer steps in Italy, but the legal wedding happens at home before an authorised celebrant and two witnesses, and the day in Italy is symbolic. Weigh </w:t>
-      </w:r>
-      <w:hyperlink w:history="1" r:id="rIdbyqpupklgk1lmli_a47c8">
+        <w:t xml:space="preserve">You can also sign the legal papers at home. You give a Notice of Intended Marriage to an authorised celebrant at least one month and no more than 18 months before; an Australian celebrant cannot marry you abroad. The trade-off is fewer steps in Italy, but the legal wedding happens at home before an authorised celebrant and two witnesses, and the day in Italy is symbolic. Weigh </w:t>
+      </w:r>
+      <w:hyperlink w:history="1" r:id="rIdldgqb7yvo5xl9ds1cbvxp">
         <w:r>
           <w:rPr>
             <w:rStyle w:val="Hyperlink"/>
@@ -2161,7 +2161,7 @@
       <w:r>
         <w:t xml:space="preserve">The marriage must be valid in Italy and would have been valid in Australia. </w:t>
       </w:r>
-      <w:hyperlink w:history="1" r:id="rIdtzq9vixzx_tfbxq12yh1k">
+      <w:hyperlink w:history="1" r:id="rIdpsmesgmjugsmupo1smkev">
         <w:r>
           <w:rPr>
             <w:rStyle w:val="Hyperlink"/>
@@ -2174,7 +2174,7 @@
       <w:r>
         <w:t xml:space="preserve"> also suggests a lawyer confirm your certificate is valid here. Read </w:t>
       </w:r>
-      <w:hyperlink w:history="1" r:id="rIduqmxxogi5vanr4avl6bpe">
+      <w:hyperlink w:history="1" r:id="rIdfaytatkfq9z5dbiropqi_">
         <w:r>
           <w:rPr>
             <w:rStyle w:val="Hyperlink"/>
@@ -2301,7 +2301,7 @@
       <w:r>
         <w:t xml:space="preserve"> One option is to marry legally in Australia first and celebrate in Italy. See also </w:t>
       </w:r>
-      <w:hyperlink w:history="1" r:id="rIditvawobxsl8ag-hgxzqdw">
+      <w:hyperlink w:history="1" r:id="rIdhqqb1hvvmgqkumocbwmlw">
         <w:r>
           <w:rPr>
             <w:rStyle w:val="Hyperlink"/>
@@ -2368,7 +2368,7 @@
       <w:r>
         <w:t xml:space="preserve"> a fee applies per document, rising with CPI each 1 January. See </w:t>
       </w:r>
-      <w:hyperlink w:history="1" r:id="rIdpbpc7argr-cla--ukjrz9">
+      <w:hyperlink w:history="1" r:id="rIdxtxvftpfdlw3zx0mcembt">
         <w:r>
           <w:rPr>
             <w:rStyle w:val="Hyperlink"/>
@@ -2598,7 +2598,7 @@
       <w:r>
         <w:t xml:space="preserve">The documents are straightforward. What takes care is the sequence: a six-month window, four witnesses in the right city, appointments in Rome or Milan, and a comune with its own rules. For where to marry, browse </w:t>
       </w:r>
-      <w:hyperlink w:history="1" r:id="rIdk6lbphfv84vmofwez8qgu">
+      <w:hyperlink w:history="1" r:id="rIdzf9twrx3dc_cpyfoptxmm">
         <w:r>
           <w:rPr>
             <w:rStyle w:val="Hyperlink"/>
@@ -2624,7 +2624,7 @@
       <w:pPr>
         <w:spacing w:after="140"/>
       </w:pPr>
-      <w:hyperlink w:history="1" r:id="rIdmwqrs5nodptddvhls9iwz">
+      <w:hyperlink w:history="1" r:id="rIdkh7rp0326yt46kbp2cdvr">
         <w:r>
           <w:rPr>
             <w:rStyle w:val="Hyperlink"/>
